--- a/public/downloads/oscrsj-example-case-series.docx
+++ b/public/downloads/oscrsj-example-case-series.docx
@@ -4,30 +4,35 @@
   <w:body>
     <w:p>
       <w:pPr>
-        <w:pStyle w:val="Heading1"/>
+        <w:spacing w:before="0" w:after="0" w:line="480" w:lineRule="auto"/>
         <w:jc w:val="left"/>
       </w:pPr>
       <w:r>
         <w:rPr>
-          <w:rFonts w:ascii="Times New Roman" w:hAnsi="Times New Roman"/>
-          <w:b w:val="0"/>
-          <w:i/>
+          <w:rFonts w:ascii="Times New Roman" w:hAnsi="Times New Roman" w:cs="Times New Roman"/>
+          <w:b/>
+          <w:i w:val="0"/>
           <w:color w:val="000000"/>
           <w:sz w:val="24"/>
         </w:rPr>
-        <w:t>ABSTRACT</w:t>
+        <w:t>Abstract</w:t>
       </w:r>
     </w:p>
     <w:p>
       <w:pPr>
-        <w:pStyle w:val="Heading2"/>
+        <w:spacing w:before="0" w:after="0" w:line="480" w:lineRule="auto"/>
+      </w:pPr>
+    </w:p>
+    <w:p>
+      <w:pPr>
+        <w:spacing w:before="0" w:after="0" w:line="480" w:lineRule="auto"/>
         <w:jc w:val="left"/>
       </w:pPr>
       <w:r>
         <w:rPr>
-          <w:rFonts w:ascii="Times New Roman" w:hAnsi="Times New Roman"/>
-          <w:b w:val="0"/>
-          <w:i/>
+          <w:rFonts w:ascii="Times New Roman" w:hAnsi="Times New Roman" w:cs="Times New Roman"/>
+          <w:b/>
+          <w:i w:val="0"/>
           <w:color w:val="000000"/>
           <w:sz w:val="24"/>
         </w:rPr>
@@ -35,10 +40,14 @@
       </w:r>
     </w:p>
     <w:p>
-      <w:pPr/>
+      <w:pPr>
+        <w:spacing w:before="0" w:after="0" w:line="480" w:lineRule="auto"/>
+      </w:pPr>
       <w:r>
         <w:rPr>
-          <w:rFonts w:ascii="Times New Roman" w:hAnsi="Times New Roman"/>
+          <w:rFonts w:ascii="Times New Roman" w:hAnsi="Times New Roman" w:cs="Times New Roman"/>
+          <w:b w:val="0"/>
+          <w:i w:val="0"/>
           <w:color w:val="000000"/>
           <w:sz w:val="24"/>
         </w:rPr>
@@ -47,14 +56,19 @@
     </w:p>
     <w:p>
       <w:pPr>
-        <w:pStyle w:val="Heading2"/>
+        <w:spacing w:before="0" w:after="0" w:line="480" w:lineRule="auto"/>
+      </w:pPr>
+    </w:p>
+    <w:p>
+      <w:pPr>
+        <w:spacing w:before="0" w:after="0" w:line="480" w:lineRule="auto"/>
         <w:jc w:val="left"/>
       </w:pPr>
       <w:r>
         <w:rPr>
-          <w:rFonts w:ascii="Times New Roman" w:hAnsi="Times New Roman"/>
-          <w:b w:val="0"/>
-          <w:i/>
+          <w:rFonts w:ascii="Times New Roman" w:hAnsi="Times New Roman" w:cs="Times New Roman"/>
+          <w:b/>
+          <w:i w:val="0"/>
           <w:color w:val="000000"/>
           <w:sz w:val="24"/>
         </w:rPr>
@@ -62,10 +76,14 @@
       </w:r>
     </w:p>
     <w:p>
-      <w:pPr/>
+      <w:pPr>
+        <w:spacing w:before="0" w:after="0" w:line="480" w:lineRule="auto"/>
+      </w:pPr>
       <w:r>
         <w:rPr>
-          <w:rFonts w:ascii="Times New Roman" w:hAnsi="Times New Roman"/>
+          <w:rFonts w:ascii="Times New Roman" w:hAnsi="Times New Roman" w:cs="Times New Roman"/>
+          <w:b w:val="0"/>
+          <w:i w:val="0"/>
           <w:color w:val="000000"/>
           <w:sz w:val="24"/>
         </w:rPr>
@@ -74,14 +92,19 @@
     </w:p>
     <w:p>
       <w:pPr>
-        <w:pStyle w:val="Heading2"/>
+        <w:spacing w:before="0" w:after="0" w:line="480" w:lineRule="auto"/>
+      </w:pPr>
+    </w:p>
+    <w:p>
+      <w:pPr>
+        <w:spacing w:before="0" w:after="0" w:line="480" w:lineRule="auto"/>
         <w:jc w:val="left"/>
       </w:pPr>
       <w:r>
         <w:rPr>
-          <w:rFonts w:ascii="Times New Roman" w:hAnsi="Times New Roman"/>
-          <w:b w:val="0"/>
-          <w:i/>
+          <w:rFonts w:ascii="Times New Roman" w:hAnsi="Times New Roman" w:cs="Times New Roman"/>
+          <w:b/>
+          <w:i w:val="0"/>
           <w:color w:val="000000"/>
           <w:sz w:val="24"/>
         </w:rPr>
@@ -89,10 +112,14 @@
       </w:r>
     </w:p>
     <w:p>
-      <w:pPr/>
+      <w:pPr>
+        <w:spacing w:before="0" w:after="0" w:line="480" w:lineRule="auto"/>
+      </w:pPr>
       <w:r>
         <w:rPr>
-          <w:rFonts w:ascii="Times New Roman" w:hAnsi="Times New Roman"/>
+          <w:rFonts w:ascii="Times New Roman" w:hAnsi="Times New Roman" w:cs="Times New Roman"/>
+          <w:b w:val="0"/>
+          <w:i w:val="0"/>
           <w:color w:val="000000"/>
           <w:sz w:val="24"/>
         </w:rPr>
@@ -101,14 +128,19 @@
     </w:p>
     <w:p>
       <w:pPr>
-        <w:pStyle w:val="Heading2"/>
+        <w:spacing w:before="0" w:after="0" w:line="480" w:lineRule="auto"/>
+      </w:pPr>
+    </w:p>
+    <w:p>
+      <w:pPr>
+        <w:spacing w:before="0" w:after="0" w:line="480" w:lineRule="auto"/>
         <w:jc w:val="left"/>
       </w:pPr>
       <w:r>
         <w:rPr>
-          <w:rFonts w:ascii="Times New Roman" w:hAnsi="Times New Roman"/>
-          <w:b w:val="0"/>
-          <w:i/>
+          <w:rFonts w:ascii="Times New Roman" w:hAnsi="Times New Roman" w:cs="Times New Roman"/>
+          <w:b/>
+          <w:i w:val="0"/>
           <w:color w:val="000000"/>
           <w:sz w:val="24"/>
         </w:rPr>
@@ -116,10 +148,14 @@
       </w:r>
     </w:p>
     <w:p>
-      <w:pPr/>
+      <w:pPr>
+        <w:spacing w:before="0" w:after="0" w:line="480" w:lineRule="auto"/>
+      </w:pPr>
       <w:r>
         <w:rPr>
-          <w:rFonts w:ascii="Times New Roman" w:hAnsi="Times New Roman"/>
+          <w:rFonts w:ascii="Times New Roman" w:hAnsi="Times New Roman" w:cs="Times New Roman"/>
+          <w:b w:val="0"/>
+          <w:i w:val="0"/>
           <w:color w:val="000000"/>
           <w:sz w:val="24"/>
         </w:rPr>
@@ -128,14 +164,19 @@
     </w:p>
     <w:p>
       <w:pPr>
-        <w:pStyle w:val="Heading2"/>
+        <w:spacing w:before="0" w:after="0" w:line="480" w:lineRule="auto"/>
+      </w:pPr>
+    </w:p>
+    <w:p>
+      <w:pPr>
+        <w:spacing w:before="0" w:after="0" w:line="480" w:lineRule="auto"/>
         <w:jc w:val="left"/>
       </w:pPr>
       <w:r>
         <w:rPr>
-          <w:rFonts w:ascii="Times New Roman" w:hAnsi="Times New Roman"/>
-          <w:b w:val="0"/>
-          <w:i/>
+          <w:rFonts w:ascii="Times New Roman" w:hAnsi="Times New Roman" w:cs="Times New Roman"/>
+          <w:b/>
+          <w:i w:val="0"/>
           <w:color w:val="000000"/>
           <w:sz w:val="24"/>
         </w:rPr>
@@ -143,10 +184,14 @@
       </w:r>
     </w:p>
     <w:p>
-      <w:pPr/>
+      <w:pPr>
+        <w:spacing w:before="0" w:after="0" w:line="480" w:lineRule="auto"/>
+      </w:pPr>
       <w:r>
         <w:rPr>
-          <w:rFonts w:ascii="Times New Roman" w:hAnsi="Times New Roman"/>
+          <w:rFonts w:ascii="Times New Roman" w:hAnsi="Times New Roman" w:cs="Times New Roman"/>
+          <w:b w:val="0"/>
+          <w:i w:val="0"/>
           <w:color w:val="000000"/>
           <w:sz w:val="24"/>
         </w:rPr>
@@ -155,25 +200,34 @@
     </w:p>
     <w:p>
       <w:pPr>
-        <w:pStyle w:val="Heading1"/>
+        <w:spacing w:before="0" w:after="0" w:line="480" w:lineRule="auto"/>
+      </w:pPr>
+    </w:p>
+    <w:p>
+      <w:pPr>
+        <w:spacing w:before="0" w:after="0" w:line="480" w:lineRule="auto"/>
         <w:jc w:val="left"/>
       </w:pPr>
       <w:r>
         <w:rPr>
-          <w:rFonts w:ascii="Times New Roman" w:hAnsi="Times New Roman"/>
-          <w:b w:val="0"/>
-          <w:i/>
+          <w:rFonts w:ascii="Times New Roman" w:hAnsi="Times New Roman" w:cs="Times New Roman"/>
+          <w:b/>
+          <w:i w:val="0"/>
           <w:color w:val="000000"/>
           <w:sz w:val="24"/>
         </w:rPr>
-        <w:t>KEYWORDS</w:t>
+        <w:t>Keywords</w:t>
       </w:r>
     </w:p>
     <w:p>
-      <w:pPr/>
+      <w:pPr>
+        <w:spacing w:before="0" w:after="0" w:line="480" w:lineRule="auto"/>
+      </w:pPr>
       <w:r>
         <w:rPr>
-          <w:rFonts w:ascii="Times New Roman" w:hAnsi="Times New Roman"/>
+          <w:rFonts w:ascii="Times New Roman" w:hAnsi="Times New Roman" w:cs="Times New Roman"/>
+          <w:b w:val="0"/>
+          <w:i w:val="0"/>
           <w:color w:val="000000"/>
           <w:sz w:val="24"/>
         </w:rPr>
@@ -182,74 +236,219 @@
     </w:p>
     <w:p>
       <w:pPr>
-        <w:pStyle w:val="Heading1"/>
+        <w:spacing w:before="0" w:after="0" w:line="480" w:lineRule="auto"/>
+      </w:pPr>
+    </w:p>
+    <w:p>
+      <w:pPr>
+        <w:pageBreakBefore/>
+        <w:spacing w:before="0" w:after="0" w:line="480" w:lineRule="auto"/>
         <w:jc w:val="left"/>
       </w:pPr>
       <w:r>
         <w:rPr>
-          <w:rFonts w:ascii="Times New Roman" w:hAnsi="Times New Roman"/>
-          <w:b w:val="0"/>
-          <w:i/>
+          <w:rFonts w:ascii="Times New Roman" w:hAnsi="Times New Roman" w:cs="Times New Roman"/>
+          <w:b/>
+          <w:i w:val="0"/>
           <w:color w:val="000000"/>
           <w:sz w:val="24"/>
         </w:rPr>
-        <w:t>INTRODUCTION</w:t>
-      </w:r>
-    </w:p>
-    <w:p>
-      <w:pPr/>
-      <w:r>
-        <w:rPr>
-          <w:rFonts w:ascii="Times New Roman" w:hAnsi="Times New Roman"/>
-          <w:color w:val="000000"/>
-          <w:sz w:val="24"/>
-        </w:rPr>
-        <w:t>Avascular necrosis of the femoral head is a debilitating condition in which interruption of the subchondral blood supply produces ischemic death of marrow elements and trabecular bone, ultimately leading to subchondral collapse, joint incongruity, and end-stage osteoarthritis. More than 80% of femoral heads with established osteonecrosis progress to collapse within five years and the majority require total hip arthroplasty in the third or fourth decade of life [1].</w:t>
-      </w:r>
-    </w:p>
-    <w:p>
-      <w:pPr/>
-      <w:r>
-        <w:rPr>
-          <w:rFonts w:ascii="Times New Roman" w:hAnsi="Times New Roman"/>
-          <w:color w:val="000000"/>
-          <w:sz w:val="24"/>
-        </w:rPr>
-        <w:t>The COVID-19 pandemic introduced a new at-risk population. Severe SARS-CoV-2 pneumonia was treated with extended courses of high-dose dexamethasone following the publication of the RECOVERY trial in mid-2020 [2]. Although the prevailing dogma had previously held that the threshold for steroid-induced AVN required cumulative prednisone-equivalent exposure above 2,000 mg, recent reports describe AVN at substantially lower exposures in the setting of severe systemic inflammation [3,4].</w:t>
-      </w:r>
-    </w:p>
-    <w:p>
-      <w:pPr/>
-      <w:r>
-        <w:rPr>
-          <w:rFonts w:ascii="Times New Roman" w:hAnsi="Times New Roman"/>
-          <w:color w:val="000000"/>
-          <w:sz w:val="24"/>
-        </w:rPr>
-        <w:t>Core decompression is the most extensively studied joint-preserving intervention for pre-collapse osteonecrosis, with reported success rates of 60% to 80% in Ficat stage I and II disease [5]. The addition of biologic augmentation, including autologous bone marrow aspirate concentrate, has been associated with improved outcomes in several recent meta-analyses [6]. We describe a single-center experience treating eight patients with sub-threshold corticosteroid exposure for COVID-19 pneumonia using core decompression with BMAC injection.</w:t>
+        <w:t>Introduction</w:t>
       </w:r>
     </w:p>
     <w:p>
       <w:pPr>
-        <w:pStyle w:val="Heading1"/>
+        <w:spacing w:before="0" w:after="0" w:line="480" w:lineRule="auto"/>
+      </w:pPr>
+      <w:r>
+        <w:rPr>
+          <w:rFonts w:ascii="Times New Roman" w:hAnsi="Times New Roman" w:cs="Times New Roman"/>
+          <w:color w:val="000000"/>
+          <w:sz w:val="24"/>
+        </w:rPr>
+        <w:t>Avascular necrosis of the femoral head is a debilitating condition in which interruption of the subchondral blood supply produces ischemic death of marrow elements and trabecular bone, ultimately leading to subchondral collapse, joint incongruity, and end-stage osteoarthritis. More than 80% of femoral heads with established osteonecrosis progress to collapse within five years and the majority require total hip arthroplasty in the third or fourth decade of life</w:t>
+      </w:r>
+      <w:hyperlink w:anchor="REF_1" w:history="1">
+        <w:r>
+          <w:rPr>
+            <w:rFonts w:ascii="Times New Roman" w:hAnsi="Times New Roman" w:cs="Times New Roman"/>
+            <w:color w:val="0563C1"/>
+            <w:sz w:val="24"/>
+            <w:u w:val="single"/>
+            <w:vertAlign w:val="superscript"/>
+          </w:rPr>
+          <w:t xml:space="preserve">1</w:t>
+        </w:r>
+      </w:hyperlink>
+      <w:r>
+        <w:rPr>
+          <w:rFonts w:ascii="Times New Roman" w:hAnsi="Times New Roman" w:cs="Times New Roman"/>
+          <w:color w:val="000000"/>
+          <w:sz w:val="24"/>
+        </w:rPr>
+        <w:t>.</w:t>
+      </w:r>
+    </w:p>
+    <w:p>
+      <w:pPr>
+        <w:spacing w:before="0" w:after="0" w:line="480" w:lineRule="auto"/>
+      </w:pPr>
+      <w:r>
+        <w:rPr>
+          <w:rFonts w:ascii="Times New Roman" w:hAnsi="Times New Roman" w:cs="Times New Roman"/>
+          <w:color w:val="000000"/>
+          <w:sz w:val="24"/>
+        </w:rPr>
+        <w:t>The COVID-19 pandemic introduced a new at-risk population. Severe SARS-CoV-2 pneumonia was treated with extended courses of high-dose dexamethasone following the publication of the RECOVERY trial in mid-2020</w:t>
+      </w:r>
+      <w:hyperlink w:anchor="REF_2" w:history="1">
+        <w:r>
+          <w:rPr>
+            <w:rFonts w:ascii="Times New Roman" w:hAnsi="Times New Roman" w:cs="Times New Roman"/>
+            <w:color w:val="0563C1"/>
+            <w:sz w:val="24"/>
+            <w:u w:val="single"/>
+            <w:vertAlign w:val="superscript"/>
+          </w:rPr>
+          <w:t xml:space="preserve">2</w:t>
+        </w:r>
+      </w:hyperlink>
+      <w:r>
+        <w:rPr>
+          <w:rFonts w:ascii="Times New Roman" w:hAnsi="Times New Roman" w:cs="Times New Roman"/>
+          <w:color w:val="000000"/>
+          <w:sz w:val="24"/>
+        </w:rPr>
+        <w:t>. Although the prevailing dogma had previously held that the threshold for steroid-induced AVN required cumulative prednisone-equivalent exposure above 2,000 mg, recent reports describe AVN at substantially lower exposures in the setting of severe systemic inflammation</w:t>
+      </w:r>
+      <w:hyperlink w:anchor="REF_3" w:history="1">
+        <w:r>
+          <w:rPr>
+            <w:rFonts w:ascii="Times New Roman" w:hAnsi="Times New Roman" w:cs="Times New Roman"/>
+            <w:color w:val="0563C1"/>
+            <w:sz w:val="24"/>
+            <w:u w:val="single"/>
+            <w:vertAlign w:val="superscript"/>
+          </w:rPr>
+          <w:t xml:space="preserve">3</w:t>
+        </w:r>
+      </w:hyperlink>
+      <w:hyperlink w:anchor="REF_3" w:history="1">
+        <w:r>
+          <w:rPr>
+            <w:rFonts w:ascii="Times New Roman" w:hAnsi="Times New Roman" w:cs="Times New Roman"/>
+            <w:color w:val="0563C1"/>
+            <w:sz w:val="24"/>
+            <w:u w:val="single"/>
+            <w:vertAlign w:val="superscript"/>
+          </w:rPr>
+          <w:t xml:space="preserve">,</w:t>
+        </w:r>
+      </w:hyperlink>
+      <w:hyperlink w:anchor="REF_4" w:history="1">
+        <w:r>
+          <w:rPr>
+            <w:rFonts w:ascii="Times New Roman" w:hAnsi="Times New Roman" w:cs="Times New Roman"/>
+            <w:color w:val="0563C1"/>
+            <w:sz w:val="24"/>
+            <w:u w:val="single"/>
+            <w:vertAlign w:val="superscript"/>
+          </w:rPr>
+          <w:t xml:space="preserve">4</w:t>
+        </w:r>
+      </w:hyperlink>
+      <w:r>
+        <w:rPr>
+          <w:rFonts w:ascii="Times New Roman" w:hAnsi="Times New Roman" w:cs="Times New Roman"/>
+          <w:color w:val="000000"/>
+          <w:sz w:val="24"/>
+        </w:rPr>
+        <w:t>.</w:t>
+      </w:r>
+    </w:p>
+    <w:p>
+      <w:pPr>
+        <w:spacing w:before="0" w:after="0" w:line="480" w:lineRule="auto"/>
+      </w:pPr>
+      <w:r>
+        <w:rPr>
+          <w:rFonts w:ascii="Times New Roman" w:hAnsi="Times New Roman" w:cs="Times New Roman"/>
+          <w:color w:val="000000"/>
+          <w:sz w:val="24"/>
+        </w:rPr>
+        <w:t>Core decompression is the most extensively studied joint-preserving intervention for pre-collapse osteonecrosis, with reported success rates of 60% to 80% in Ficat stage I and II disease</w:t>
+      </w:r>
+      <w:hyperlink w:anchor="REF_5" w:history="1">
+        <w:r>
+          <w:rPr>
+            <w:rFonts w:ascii="Times New Roman" w:hAnsi="Times New Roman" w:cs="Times New Roman"/>
+            <w:color w:val="0563C1"/>
+            <w:sz w:val="24"/>
+            <w:u w:val="single"/>
+            <w:vertAlign w:val="superscript"/>
+          </w:rPr>
+          <w:t xml:space="preserve">5</w:t>
+        </w:r>
+      </w:hyperlink>
+      <w:r>
+        <w:rPr>
+          <w:rFonts w:ascii="Times New Roman" w:hAnsi="Times New Roman" w:cs="Times New Roman"/>
+          <w:color w:val="000000"/>
+          <w:sz w:val="24"/>
+        </w:rPr>
+        <w:t>. The addition of biologic augmentation, including autologous bone marrow aspirate concentrate, has been associated with improved outcomes in several recent meta-analyses</w:t>
+      </w:r>
+      <w:hyperlink w:anchor="REF_6" w:history="1">
+        <w:r>
+          <w:rPr>
+            <w:rFonts w:ascii="Times New Roman" w:hAnsi="Times New Roman" w:cs="Times New Roman"/>
+            <w:color w:val="0563C1"/>
+            <w:sz w:val="24"/>
+            <w:u w:val="single"/>
+            <w:vertAlign w:val="superscript"/>
+          </w:rPr>
+          <w:t xml:space="preserve">6</w:t>
+        </w:r>
+      </w:hyperlink>
+      <w:r>
+        <w:rPr>
+          <w:rFonts w:ascii="Times New Roman" w:hAnsi="Times New Roman" w:cs="Times New Roman"/>
+          <w:color w:val="000000"/>
+          <w:sz w:val="24"/>
+        </w:rPr>
+        <w:t>. We describe a single-center experience treating eight patients with sub-threshold corticosteroid exposure for COVID-19 pneumonia using core decompression with BMAC injection.</w:t>
+      </w:r>
+    </w:p>
+    <w:p>
+      <w:pPr>
+        <w:spacing w:before="0" w:after="0" w:line="480" w:lineRule="auto"/>
+      </w:pPr>
+    </w:p>
+    <w:p>
+      <w:pPr>
+        <w:spacing w:before="0" w:after="0" w:line="480" w:lineRule="auto"/>
         <w:jc w:val="left"/>
       </w:pPr>
       <w:r>
         <w:rPr>
-          <w:rFonts w:ascii="Times New Roman" w:hAnsi="Times New Roman"/>
-          <w:b w:val="0"/>
-          <w:i/>
+          <w:rFonts w:ascii="Times New Roman" w:hAnsi="Times New Roman" w:cs="Times New Roman"/>
+          <w:b/>
+          <w:i w:val="0"/>
           <w:color w:val="000000"/>
           <w:sz w:val="24"/>
         </w:rPr>
-        <w:t>METHODS</w:t>
+        <w:t>Methods</w:t>
       </w:r>
     </w:p>
     <w:p>
-      <w:pPr/>
+      <w:pPr>
+        <w:spacing w:before="0" w:after="0" w:line="480" w:lineRule="auto"/>
+      </w:pPr>
       <w:r>
         <w:rPr>
-          <w:rFonts w:ascii="Times New Roman" w:hAnsi="Times New Roman"/>
+          <w:rFonts w:ascii="Times New Roman" w:hAnsi="Times New Roman" w:cs="Times New Roman"/>
+          <w:b w:val="0"/>
+          <w:i w:val="0"/>
           <w:color w:val="000000"/>
           <w:sz w:val="24"/>
         </w:rPr>
@@ -257,10 +456,14 @@
       </w:r>
     </w:p>
     <w:p>
-      <w:pPr/>
+      <w:pPr>
+        <w:spacing w:before="0" w:after="0" w:line="480" w:lineRule="auto"/>
+      </w:pPr>
       <w:r>
         <w:rPr>
-          <w:rFonts w:ascii="Times New Roman" w:hAnsi="Times New Roman"/>
+          <w:rFonts w:ascii="Times New Roman" w:hAnsi="Times New Roman" w:cs="Times New Roman"/>
+          <w:b w:val="0"/>
+          <w:i w:val="0"/>
           <w:color w:val="000000"/>
           <w:sz w:val="24"/>
         </w:rPr>
@@ -268,10 +471,14 @@
       </w:r>
     </w:p>
     <w:p>
-      <w:pPr/>
+      <w:pPr>
+        <w:spacing w:before="0" w:after="0" w:line="480" w:lineRule="auto"/>
+      </w:pPr>
       <w:r>
         <w:rPr>
-          <w:rFonts w:ascii="Times New Roman" w:hAnsi="Times New Roman"/>
+          <w:rFonts w:ascii="Times New Roman" w:hAnsi="Times New Roman" w:cs="Times New Roman"/>
+          <w:b w:val="0"/>
+          <w:i w:val="0"/>
           <w:color w:val="000000"/>
           <w:sz w:val="24"/>
         </w:rPr>
@@ -280,25 +487,34 @@
     </w:p>
     <w:p>
       <w:pPr>
-        <w:pStyle w:val="Heading1"/>
+        <w:spacing w:before="0" w:after="0" w:line="480" w:lineRule="auto"/>
+      </w:pPr>
+    </w:p>
+    <w:p>
+      <w:pPr>
+        <w:spacing w:before="0" w:after="0" w:line="480" w:lineRule="auto"/>
         <w:jc w:val="left"/>
       </w:pPr>
       <w:r>
         <w:rPr>
-          <w:rFonts w:ascii="Times New Roman" w:hAnsi="Times New Roman"/>
-          <w:b w:val="0"/>
-          <w:i/>
+          <w:rFonts w:ascii="Times New Roman" w:hAnsi="Times New Roman" w:cs="Times New Roman"/>
+          <w:b/>
+          <w:i w:val="0"/>
           <w:color w:val="000000"/>
           <w:sz w:val="24"/>
         </w:rPr>
-        <w:t>RESULTS</w:t>
+        <w:t>Results</w:t>
       </w:r>
     </w:p>
     <w:p>
-      <w:pPr/>
+      <w:pPr>
+        <w:spacing w:before="0" w:after="0" w:line="480" w:lineRule="auto"/>
+      </w:pPr>
       <w:r>
         <w:rPr>
-          <w:rFonts w:ascii="Times New Roman" w:hAnsi="Times New Roman"/>
+          <w:rFonts w:ascii="Times New Roman" w:hAnsi="Times New Roman" w:cs="Times New Roman"/>
+          <w:b w:val="0"/>
+          <w:i w:val="0"/>
           <w:color w:val="000000"/>
           <w:sz w:val="24"/>
         </w:rPr>
@@ -306,10 +522,14 @@
       </w:r>
     </w:p>
     <w:p>
-      <w:pPr/>
+      <w:pPr>
+        <w:spacing w:before="0" w:after="0" w:line="480" w:lineRule="auto"/>
+      </w:pPr>
       <w:r>
         <w:rPr>
-          <w:rFonts w:ascii="Times New Roman" w:hAnsi="Times New Roman"/>
+          <w:rFonts w:ascii="Times New Roman" w:hAnsi="Times New Roman" w:cs="Times New Roman"/>
+          <w:b w:val="0"/>
+          <w:i w:val="0"/>
           <w:color w:val="000000"/>
           <w:sz w:val="24"/>
         </w:rPr>
@@ -317,10 +537,14 @@
       </w:r>
     </w:p>
     <w:p>
-      <w:pPr/>
+      <w:pPr>
+        <w:spacing w:before="0" w:after="0" w:line="480" w:lineRule="auto"/>
+      </w:pPr>
       <w:r>
         <w:rPr>
-          <w:rFonts w:ascii="Times New Roman" w:hAnsi="Times New Roman"/>
+          <w:rFonts w:ascii="Times New Roman" w:hAnsi="Times New Roman" w:cs="Times New Roman"/>
+          <w:b w:val="0"/>
+          <w:i w:val="0"/>
           <w:color w:val="000000"/>
           <w:sz w:val="24"/>
         </w:rPr>
@@ -329,47 +553,124 @@
     </w:p>
     <w:p>
       <w:pPr>
-        <w:pStyle w:val="Heading1"/>
+        <w:spacing w:before="0" w:after="0" w:line="480" w:lineRule="auto"/>
+      </w:pPr>
+    </w:p>
+    <w:p>
+      <w:pPr>
+        <w:spacing w:before="0" w:after="0" w:line="480" w:lineRule="auto"/>
         <w:jc w:val="left"/>
       </w:pPr>
       <w:r>
         <w:rPr>
-          <w:rFonts w:ascii="Times New Roman" w:hAnsi="Times New Roman"/>
-          <w:b w:val="0"/>
-          <w:i/>
+          <w:rFonts w:ascii="Times New Roman" w:hAnsi="Times New Roman" w:cs="Times New Roman"/>
+          <w:b/>
+          <w:i w:val="0"/>
           <w:color w:val="000000"/>
           <w:sz w:val="24"/>
         </w:rPr>
-        <w:t>DISCUSSION</w:t>
+        <w:t>Discussion</w:t>
       </w:r>
     </w:p>
     <w:p>
-      <w:pPr/>
+      <w:pPr>
+        <w:spacing w:before="0" w:after="0" w:line="480" w:lineRule="auto"/>
+      </w:pPr>
       <w:r>
         <w:rPr>
-          <w:rFonts w:ascii="Times New Roman" w:hAnsi="Times New Roman"/>
+          <w:rFonts w:ascii="Times New Roman" w:hAnsi="Times New Roman" w:cs="Times New Roman"/>
           <w:color w:val="000000"/>
           <w:sz w:val="24"/>
         </w:rPr>
-        <w:t>This single-center series describes the early outcomes of staged core decompression with bone marrow aspirate concentrate in 12 hips of patients with COVID-era corticosteroid-associated femoral head osteonecrosis treated below the historical threshold. The 92% radiographic stability rate at minimum 18-month follow-up is consistent with prior literature reporting 60–80% success rates for core decompression in Ficat stage I and II disease, and may reflect improved patient selection in a population in which the inciting exposure (corticosteroids) was time-limited and discontinued well before surgery [5,6].</w:t>
+        <w:t>This single-center series describes the early outcomes of staged core decompression with bone marrow aspirate concentrate in 12 hips of patients with COVID-era corticosteroid-associated femoral head osteonecrosis treated below the historical threshold. The 92% radiographic stability rate at minimum 18-month follow-up is consistent with prior literature reporting 60–80% success rates for core decompression in Ficat stage I and II disease, and may reflect improved patient selection in a population in which the inciting exposure (corticosteroids) was time-limited and discontinued well before surgery</w:t>
+      </w:r>
+      <w:hyperlink w:anchor="REF_5" w:history="1">
+        <w:r>
+          <w:rPr>
+            <w:rFonts w:ascii="Times New Roman" w:hAnsi="Times New Roman" w:cs="Times New Roman"/>
+            <w:color w:val="0563C1"/>
+            <w:sz w:val="24"/>
+            <w:u w:val="single"/>
+            <w:vertAlign w:val="superscript"/>
+          </w:rPr>
+          <w:t xml:space="preserve">5</w:t>
+        </w:r>
+      </w:hyperlink>
+      <w:hyperlink w:anchor="REF_5" w:history="1">
+        <w:r>
+          <w:rPr>
+            <w:rFonts w:ascii="Times New Roman" w:hAnsi="Times New Roman" w:cs="Times New Roman"/>
+            <w:color w:val="0563C1"/>
+            <w:sz w:val="24"/>
+            <w:u w:val="single"/>
+            <w:vertAlign w:val="superscript"/>
+          </w:rPr>
+          <w:t xml:space="preserve">,</w:t>
+        </w:r>
+      </w:hyperlink>
+      <w:hyperlink w:anchor="REF_6" w:history="1">
+        <w:r>
+          <w:rPr>
+            <w:rFonts w:ascii="Times New Roman" w:hAnsi="Times New Roman" w:cs="Times New Roman"/>
+            <w:color w:val="0563C1"/>
+            <w:sz w:val="24"/>
+            <w:u w:val="single"/>
+            <w:vertAlign w:val="superscript"/>
+          </w:rPr>
+          <w:t xml:space="preserve">6</w:t>
+        </w:r>
+      </w:hyperlink>
+      <w:r>
+        <w:rPr>
+          <w:rFonts w:ascii="Times New Roman" w:hAnsi="Times New Roman" w:cs="Times New Roman"/>
+          <w:color w:val="000000"/>
+          <w:sz w:val="24"/>
+        </w:rPr>
+        <w:t>.</w:t>
       </w:r>
     </w:p>
     <w:p>
-      <w:pPr/>
+      <w:pPr>
+        <w:spacing w:before="0" w:after="0" w:line="480" w:lineRule="auto"/>
+      </w:pPr>
       <w:r>
         <w:rPr>
-          <w:rFonts w:ascii="Times New Roman" w:hAnsi="Times New Roman"/>
+          <w:rFonts w:ascii="Times New Roman" w:hAnsi="Times New Roman" w:cs="Times New Roman"/>
           <w:color w:val="000000"/>
           <w:sz w:val="24"/>
         </w:rPr>
-        <w:t>The single conversion to arthroplasty occurred in the patient with the largest preoperative lesion volume (47%), consistent with prior literature identifying lesion size as a predictor of progression after core decompression [7]. This finding underscores the importance of magnetic resonance imaging in preoperative planning and patient counseling.</w:t>
+        <w:t>The single conversion to arthroplasty occurred in the patient with the largest preoperative lesion volume (47%), consistent with prior literature identifying lesion size as a predictor of progression after core decompression</w:t>
+      </w:r>
+      <w:hyperlink w:anchor="REF_7" w:history="1">
+        <w:r>
+          <w:rPr>
+            <w:rFonts w:ascii="Times New Roman" w:hAnsi="Times New Roman" w:cs="Times New Roman"/>
+            <w:color w:val="0563C1"/>
+            <w:sz w:val="24"/>
+            <w:u w:val="single"/>
+            <w:vertAlign w:val="superscript"/>
+          </w:rPr>
+          <w:t xml:space="preserve">7</w:t>
+        </w:r>
+      </w:hyperlink>
+      <w:r>
+        <w:rPr>
+          <w:rFonts w:ascii="Times New Roman" w:hAnsi="Times New Roman" w:cs="Times New Roman"/>
+          <w:color w:val="000000"/>
+          <w:sz w:val="24"/>
+        </w:rPr>
+        <w:t>. This finding underscores the importance of magnetic resonance imaging in preoperative planning and patient counseling.</w:t>
       </w:r>
     </w:p>
     <w:p>
-      <w:pPr/>
+      <w:pPr>
+        <w:spacing w:before="0" w:after="0" w:line="480" w:lineRule="auto"/>
+      </w:pPr>
       <w:r>
         <w:rPr>
-          <w:rFonts w:ascii="Times New Roman" w:hAnsi="Times New Roman"/>
+          <w:rFonts w:ascii="Times New Roman" w:hAnsi="Times New Roman" w:cs="Times New Roman"/>
+          <w:b w:val="0"/>
+          <w:i w:val="0"/>
           <w:color w:val="000000"/>
           <w:sz w:val="24"/>
         </w:rPr>
@@ -378,25 +679,34 @@
     </w:p>
     <w:p>
       <w:pPr>
-        <w:pStyle w:val="Heading1"/>
+        <w:spacing w:before="0" w:after="0" w:line="480" w:lineRule="auto"/>
+      </w:pPr>
+    </w:p>
+    <w:p>
+      <w:pPr>
+        <w:spacing w:before="0" w:after="0" w:line="480" w:lineRule="auto"/>
         <w:jc w:val="left"/>
       </w:pPr>
       <w:r>
         <w:rPr>
-          <w:rFonts w:ascii="Times New Roman" w:hAnsi="Times New Roman"/>
-          <w:b w:val="0"/>
-          <w:i/>
+          <w:rFonts w:ascii="Times New Roman" w:hAnsi="Times New Roman" w:cs="Times New Roman"/>
+          <w:b/>
+          <w:i w:val="0"/>
           <w:color w:val="000000"/>
           <w:sz w:val="24"/>
         </w:rPr>
-        <w:t>CONCLUSION</w:t>
+        <w:t>Conclusion</w:t>
       </w:r>
     </w:p>
     <w:p>
-      <w:pPr/>
+      <w:pPr>
+        <w:spacing w:before="0" w:after="0" w:line="480" w:lineRule="auto"/>
+      </w:pPr>
       <w:r>
         <w:rPr>
-          <w:rFonts w:ascii="Times New Roman" w:hAnsi="Times New Roman"/>
+          <w:rFonts w:ascii="Times New Roman" w:hAnsi="Times New Roman" w:cs="Times New Roman"/>
+          <w:b w:val="0"/>
+          <w:i w:val="0"/>
           <w:color w:val="000000"/>
           <w:sz w:val="24"/>
         </w:rPr>
@@ -404,145 +714,174 @@
       </w:r>
     </w:p>
     <w:p>
-      <w:pPr/>
+      <w:pPr>
+        <w:pageBreakBefore/>
+        <w:spacing w:before="0" w:after="0" w:line="480" w:lineRule="auto"/>
+        <w:jc w:val="center"/>
+      </w:pPr>
       <w:r>
-        <w:br w:type="page"/>
+        <w:rPr>
+          <w:rFonts w:ascii="Times New Roman" w:hAnsi="Times New Roman" w:cs="Times New Roman"/>
+          <w:b/>
+          <w:i w:val="0"/>
+          <w:color w:val="000000"/>
+          <w:sz w:val="24"/>
+        </w:rPr>
+        <w:t>References</w:t>
       </w:r>
     </w:p>
     <w:p>
       <w:pPr>
-        <w:pStyle w:val="Heading1"/>
-        <w:jc w:val="left"/>
+        <w:spacing w:before="0" w:after="0" w:line="480" w:lineRule="auto"/>
+        <w:ind w:left="720" w:hanging="720"/>
       </w:pPr>
+      <w:bookmarkStart w:id="0" w:name="REF_1"/>
+      <w:bookmarkEnd w:id="0"/>
       <w:r>
         <w:rPr>
-          <w:rFonts w:ascii="Times New Roman" w:hAnsi="Times New Roman"/>
+          <w:rFonts w:ascii="Times New Roman" w:hAnsi="Times New Roman" w:cs="Times New Roman"/>
           <w:b w:val="0"/>
-          <w:i/>
+          <w:i w:val="0"/>
           <w:color w:val="000000"/>
           <w:sz w:val="24"/>
         </w:rPr>
-        <w:t>REFERENCES</w:t>
+        <w:t>1.  Mont MA, Cherian JJ, Sierra RJ, Jones LC, Lieberman JR. Nontraumatic osteonecrosis of the femoral head: where do we stand today? J Bone Joint Surg Am. 2015;97(19):1604–1627. https://doi.org/10.2106/JBJS.O.00071</w:t>
       </w:r>
     </w:p>
     <w:p>
       <w:pPr>
-        <w:ind w:hanging="360" w:left="360"/>
+        <w:spacing w:before="0" w:after="0" w:line="480" w:lineRule="auto"/>
+        <w:ind w:left="720" w:hanging="720"/>
       </w:pPr>
+      <w:bookmarkStart w:id="1" w:name="REF_2"/>
+      <w:bookmarkEnd w:id="1"/>
       <w:r>
         <w:rPr>
-          <w:rFonts w:ascii="Times New Roman" w:hAnsi="Times New Roman"/>
+          <w:rFonts w:ascii="Times New Roman" w:hAnsi="Times New Roman" w:cs="Times New Roman"/>
+          <w:b w:val="0"/>
+          <w:i w:val="0"/>
           <w:color w:val="000000"/>
           <w:sz w:val="24"/>
         </w:rPr>
-        <w:t>[1]  Mont MA, Cherian JJ, Sierra RJ, Jones LC, Lieberman JR. Nontraumatic osteonecrosis of the femoral head: where do we stand today? J Bone Joint Surg Am. 2015;97(19):1604–1627. https://doi.org/10.2106/JBJS.O.00071</w:t>
+        <w:t>2.  RECOVERY Collaborative Group. Dexamethasone in hospitalized patients with COVID-19. N Engl J Med. 2021;384(8):693–704. https://doi.org/10.1056/NEJMoa2021436</w:t>
       </w:r>
     </w:p>
     <w:p>
       <w:pPr>
-        <w:ind w:hanging="360" w:left="360"/>
+        <w:spacing w:before="0" w:after="0" w:line="480" w:lineRule="auto"/>
+        <w:ind w:left="720" w:hanging="720"/>
       </w:pPr>
+      <w:bookmarkStart w:id="2" w:name="REF_3"/>
+      <w:bookmarkEnd w:id="2"/>
       <w:r>
         <w:rPr>
-          <w:rFonts w:ascii="Times New Roman" w:hAnsi="Times New Roman"/>
+          <w:rFonts w:ascii="Times New Roman" w:hAnsi="Times New Roman" w:cs="Times New Roman"/>
+          <w:b w:val="0"/>
+          <w:i w:val="0"/>
           <w:color w:val="000000"/>
           <w:sz w:val="24"/>
         </w:rPr>
-        <w:t>[2]  RECOVERY Collaborative Group. Dexamethasone in hospitalized patients with COVID-19. N Engl J Med. 2021;384(8):693–704. https://doi.org/10.1056/NEJMoa2021436</w:t>
+        <w:t>3.  Zhao R, Wang H, Wang X, Feng F. Steroid therapy and the risk of osteonecrosis in SARS-CoV-2 patients: a systematic review. Osteoporos Int. 2022;33(6):1175–1185. https://doi.org/10.1007/s00198-021-06264-z</w:t>
       </w:r>
     </w:p>
     <w:p>
       <w:pPr>
-        <w:ind w:hanging="360" w:left="360"/>
+        <w:spacing w:before="0" w:after="0" w:line="480" w:lineRule="auto"/>
+        <w:ind w:left="720" w:hanging="720"/>
       </w:pPr>
+      <w:bookmarkStart w:id="3" w:name="REF_4"/>
+      <w:bookmarkEnd w:id="3"/>
       <w:r>
         <w:rPr>
-          <w:rFonts w:ascii="Times New Roman" w:hAnsi="Times New Roman"/>
+          <w:rFonts w:ascii="Times New Roman" w:hAnsi="Times New Roman" w:cs="Times New Roman"/>
+          <w:b w:val="0"/>
+          <w:i w:val="0"/>
           <w:color w:val="000000"/>
           <w:sz w:val="24"/>
         </w:rPr>
-        <w:t>[3]  Zhao R, Wang H, Wang X, Feng F. Steroid therapy and the risk of osteonecrosis in SARS-CoV-2 patients: a systematic review. Osteoporos Int. 2022;33(6):1175–1185. https://doi.org/10.1007/s00198-021-06264-z</w:t>
+        <w:t>4.  Agarwala SR, Vijayvargiya M, Pandey P. Avascular necrosis as a part of long COVID-19. BMJ Case Rep. 2021;14(7):e242101. https://doi.org/10.1136/bcr-2021-242101</w:t>
       </w:r>
     </w:p>
     <w:p>
       <w:pPr>
-        <w:ind w:hanging="360" w:left="360"/>
+        <w:spacing w:before="0" w:after="0" w:line="480" w:lineRule="auto"/>
+        <w:ind w:left="720" w:hanging="720"/>
       </w:pPr>
+      <w:bookmarkStart w:id="4" w:name="REF_5"/>
+      <w:bookmarkEnd w:id="4"/>
       <w:r>
         <w:rPr>
-          <w:rFonts w:ascii="Times New Roman" w:hAnsi="Times New Roman"/>
+          <w:rFonts w:ascii="Times New Roman" w:hAnsi="Times New Roman" w:cs="Times New Roman"/>
+          <w:b w:val="0"/>
+          <w:i w:val="0"/>
           <w:color w:val="000000"/>
           <w:sz w:val="24"/>
         </w:rPr>
-        <w:t>[4]  Agarwala SR, Vijayvargiya M, Pandey P. Avascular necrosis as a part of long COVID-19. BMJ Case Rep. 2021;14(7):e242101. https://doi.org/10.1136/bcr-2021-242101</w:t>
+        <w:t>5.  Marker DR, Seyler TM, Ulrich SD, Srivastava S, Mont MA. Do modern techniques improve core decompression outcomes for hip osteonecrosis? Clin Orthop Relat Res. 2008;466(5):1093–1103. https://doi.org/10.1007/s11999-008-0184-9</w:t>
       </w:r>
     </w:p>
     <w:p>
       <w:pPr>
-        <w:ind w:hanging="360" w:left="360"/>
+        <w:spacing w:before="0" w:after="0" w:line="480" w:lineRule="auto"/>
+        <w:ind w:left="720" w:hanging="720"/>
       </w:pPr>
+      <w:bookmarkStart w:id="5" w:name="REF_6"/>
+      <w:bookmarkEnd w:id="5"/>
       <w:r>
         <w:rPr>
-          <w:rFonts w:ascii="Times New Roman" w:hAnsi="Times New Roman"/>
+          <w:rFonts w:ascii="Times New Roman" w:hAnsi="Times New Roman" w:cs="Times New Roman"/>
+          <w:b w:val="0"/>
+          <w:i w:val="0"/>
           <w:color w:val="000000"/>
           <w:sz w:val="24"/>
         </w:rPr>
-        <w:t>[5]  Marker DR, Seyler TM, Ulrich SD, Srivastava S, Mont MA. Do modern techniques improve core decompression outcomes for hip osteonecrosis? Clin Orthop Relat Res. 2008;466(5):1093–1103. https://doi.org/10.1007/s11999-008-0184-9</w:t>
+        <w:t>6.  Hernigou P, Beaujean F. Treatment of osteonecrosis with autologous bone marrow grafting. Clin Orthop Relat Res. 2002;405:14–23. https://doi.org/10.1097/00003086-200212000-00003</w:t>
       </w:r>
     </w:p>
     <w:p>
       <w:pPr>
-        <w:ind w:hanging="360" w:left="360"/>
+        <w:spacing w:before="0" w:after="0" w:line="480" w:lineRule="auto"/>
+        <w:ind w:left="720" w:hanging="720"/>
       </w:pPr>
+      <w:bookmarkStart w:id="6" w:name="REF_7"/>
+      <w:bookmarkEnd w:id="6"/>
       <w:r>
         <w:rPr>
-          <w:rFonts w:ascii="Times New Roman" w:hAnsi="Times New Roman"/>
+          <w:rFonts w:ascii="Times New Roman" w:hAnsi="Times New Roman" w:cs="Times New Roman"/>
+          <w:b w:val="0"/>
+          <w:i w:val="0"/>
           <w:color w:val="000000"/>
           <w:sz w:val="24"/>
         </w:rPr>
-        <w:t>[6]  Hernigou P, Beaujean F. Treatment of osteonecrosis with autologous bone marrow grafting. Clin Orthop Relat Res. 2002;405:14–23. https://doi.org/10.1097/00003086-200212000-00003</w:t>
+        <w:t>7.  Steinberg ME, Hayken GD, Steinberg DR. A quantitative system for staging avascular necrosis. J Bone Joint Surg Br. 1995;77(1):34–41.</w:t>
       </w:r>
     </w:p>
     <w:p>
       <w:pPr>
-        <w:ind w:hanging="360" w:left="360"/>
+        <w:pageBreakBefore/>
+        <w:spacing w:before="0" w:after="0" w:line="480" w:lineRule="auto"/>
+        <w:jc w:val="center"/>
       </w:pPr>
       <w:r>
         <w:rPr>
-          <w:rFonts w:ascii="Times New Roman" w:hAnsi="Times New Roman"/>
+          <w:rFonts w:ascii="Times New Roman" w:hAnsi="Times New Roman" w:cs="Times New Roman"/>
+          <w:b/>
+          <w:i w:val="0"/>
           <w:color w:val="000000"/>
           <w:sz w:val="24"/>
         </w:rPr>
-        <w:t>[7]  Steinberg ME, Hayken GD, Steinberg DR. A quantitative system for staging avascular necrosis. J Bone Joint Surg Br. 1995;77(1):34–41.</w:t>
-      </w:r>
-    </w:p>
-    <w:p>
-      <w:pPr/>
-      <w:r>
-        <w:br w:type="page"/>
+        <w:t>Figure legends</w:t>
       </w:r>
     </w:p>
     <w:p>
       <w:pPr>
-        <w:pStyle w:val="Heading1"/>
-        <w:jc w:val="left"/>
+        <w:spacing w:before="0" w:after="0" w:line="480" w:lineRule="auto"/>
       </w:pPr>
       <w:r>
         <w:rPr>
-          <w:rFonts w:ascii="Times New Roman" w:hAnsi="Times New Roman"/>
+          <w:rFonts w:ascii="Times New Roman" w:hAnsi="Times New Roman" w:cs="Times New Roman"/>
           <w:b w:val="0"/>
-          <w:i/>
-          <w:color w:val="000000"/>
-          <w:sz w:val="24"/>
-        </w:rPr>
-        <w:t>FIGURE LEGENDS</w:t>
-      </w:r>
-    </w:p>
-    <w:p>
-      <w:pPr/>
-      <w:r>
-        <w:rPr>
-          <w:rFonts w:ascii="Times New Roman" w:hAnsi="Times New Roman"/>
+          <w:i w:val="0"/>
           <w:color w:val="000000"/>
           <w:sz w:val="24"/>
         </w:rPr>
@@ -550,10 +889,14 @@
       </w:r>
     </w:p>
     <w:p>
-      <w:pPr/>
+      <w:pPr>
+        <w:spacing w:before="0" w:after="0" w:line="480" w:lineRule="auto"/>
+      </w:pPr>
       <w:r>
         <w:rPr>
-          <w:rFonts w:ascii="Times New Roman" w:hAnsi="Times New Roman"/>
+          <w:rFonts w:ascii="Times New Roman" w:hAnsi="Times New Roman" w:cs="Times New Roman"/>
+          <w:b w:val="0"/>
+          <w:i w:val="0"/>
           <w:color w:val="000000"/>
           <w:sz w:val="24"/>
         </w:rPr>
@@ -561,7 +904,7 @@
       </w:r>
     </w:p>
     <w:sectPr>
-      <w:footerReference w:type="default" r:id="rId9"/>
+      <w:headerReference w:type="default" r:id="rId9"/>
       <w:pgSz w:w="12240" w:h="15840"/>
       <w:pgMar w:top="1440" w:right="1440" w:bottom="1440" w:left="1440" w:header="720" w:footer="720" w:gutter="0"/>
       <w:cols w:space="720"/>
@@ -572,24 +915,24 @@
 </w:document>
 </file>
 
-<file path=word/footer1.xml><?xml version="1.0" encoding="utf-8"?>
-<w:ftr xmlns:m="http://schemas.openxmlformats.org/officeDocument/2006/math" xmlns:mc="http://schemas.openxmlformats.org/markup-compatibility/2006" xmlns:mo="http://schemas.microsoft.com/office/mac/office/2008/main" xmlns:mv="urn:schemas-microsoft-com:mac:vml" xmlns:o="urn:schemas-microsoft-com:office:office" xmlns:r="http://schemas.openxmlformats.org/officeDocument/2006/relationships" xmlns:v="urn:schemas-microsoft-com:vml" xmlns:w10="urn:schemas-microsoft-com:office:word" xmlns:w14="http://schemas.microsoft.com/office/word/2010/wordml" xmlns:w="http://schemas.openxmlformats.org/wordprocessingml/2006/main" xmlns:wne="http://schemas.microsoft.com/office/word/2006/wordml" xmlns:wp14="http://schemas.microsoft.com/office/word/2010/wordprocessingDrawing" xmlns:wp="http://schemas.openxmlformats.org/drawingml/2006/wordprocessingDrawing" xmlns:wpc="http://schemas.microsoft.com/office/word/2010/wordprocessingCanvas" xmlns:wpg="http://schemas.microsoft.com/office/word/2010/wordprocessingGroup" xmlns:wpi="http://schemas.microsoft.com/office/word/2010/wordprocessingInk" xmlns:wps="http://schemas.microsoft.com/office/word/2010/wordprocessingShape" mc:Ignorable="w14 wp14">
+<file path=word/header1.xml><?xml version="1.0" encoding="utf-8"?>
+<w:hdr xmlns:m="http://schemas.openxmlformats.org/officeDocument/2006/math" xmlns:mc="http://schemas.openxmlformats.org/markup-compatibility/2006" xmlns:mo="http://schemas.microsoft.com/office/mac/office/2008/main" xmlns:mv="urn:schemas-microsoft-com:mac:vml" xmlns:o="urn:schemas-microsoft-com:office:office" xmlns:r="http://schemas.openxmlformats.org/officeDocument/2006/relationships" xmlns:v="urn:schemas-microsoft-com:vml" xmlns:w10="urn:schemas-microsoft-com:office:word" xmlns:w14="http://schemas.microsoft.com/office/word/2010/wordml" xmlns:w="http://schemas.openxmlformats.org/wordprocessingml/2006/main" xmlns:wne="http://schemas.microsoft.com/office/word/2006/wordml" xmlns:wp14="http://schemas.microsoft.com/office/word/2010/wordprocessingDrawing" xmlns:wp="http://schemas.openxmlformats.org/drawingml/2006/wordprocessingDrawing" xmlns:wpc="http://schemas.microsoft.com/office/word/2010/wordprocessingCanvas" xmlns:wpg="http://schemas.microsoft.com/office/word/2010/wordprocessingGroup" xmlns:wpi="http://schemas.microsoft.com/office/word/2010/wordprocessingInk" xmlns:wps="http://schemas.microsoft.com/office/word/2010/wordprocessingShape" mc:Ignorable="w14 wp14">
   <w:p>
     <w:pPr>
-      <w:pStyle w:val="Footer"/>
-      <w:jc w:val="center"/>
-    </w:pPr>
-    <w:fldSimple w:instr=" PAGE ">
-      <w:r>
-        <w:rPr>
-          <w:rFonts w:ascii="Times New Roman" w:hAnsi="Times New Roman"/>
-          <w:sz w:val="24"/>
-        </w:rPr>
-        <w:t>1</w:t>
-      </w:r>
-    </w:fldSimple>
+      <w:spacing w:before="0" w:after="0" w:line="240" w:lineRule="auto"/>
+      <w:jc w:val="right"/>
+    </w:pPr>
+    <w:r>
+      <w:rPr>
+        <w:rFonts w:ascii="Times New Roman" w:hAnsi="Times New Roman" w:cs="Times New Roman"/>
+        <w:i/>
+        <w:color w:val="000000"/>
+        <w:sz w:val="24"/>
+      </w:rPr>
+      <w:t>Core decompression with BMAC for COVID-era AVN</w:t>
+    </w:r>
   </w:p>
-</w:ftr>
+</w:hdr>
 </file>
 
 <file path=word/numbering.xml><?xml version="1.0" encoding="utf-8"?>
@@ -955,16 +1298,10 @@
     <w:name w:val="Normal"/>
     <w:qFormat/>
     <w:rsid w:val="00FC693F"/>
-    <w:pPr>
-      <w:spacing w:line="480" w:lineRule="auto" w:after="0" w:before="0"/>
-    </w:pPr>
     <w:rPr>
-      <w:rFonts w:ascii="Times New Roman" w:hAnsi="Times New Roman" w:cs="Times New Roman" w:eastAsia="Times New Roman"/>
-      <w:b w:val="0"/>
-      <w:i w:val="0"/>
+      <w:rFonts w:ascii="Times New Roman" w:hAnsi="Times New Roman" w:cs="Times New Roman"/>
       <w:color w:val="000000"/>
       <w:sz w:val="24"/>
-      <w:u w:val="none"/>
     </w:rPr>
   </w:style>
   <w:style w:type="paragraph" w:styleId="Header">
@@ -1022,16 +1359,16 @@
     <w:pPr>
       <w:keepNext/>
       <w:keepLines/>
-      <w:spacing w:before="240" w:after="0" w:line="480" w:lineRule="auto"/>
+      <w:spacing w:before="480" w:after="0"/>
       <w:outlineLvl w:val="0"/>
     </w:pPr>
     <w:rPr>
-      <w:rFonts w:asciiTheme="majorHAnsi" w:eastAsiaTheme="majorEastAsia" w:hAnsiTheme="majorHAnsi" w:cstheme="majorBidi" w:ascii="Times New Roman" w:hAnsi="Times New Roman"/>
-      <w:i/>
-      <w:color w:val="000000"/>
-      <w:sz w:val="24"/>
+      <w:rFonts w:asciiTheme="majorHAnsi" w:eastAsiaTheme="majorEastAsia" w:hAnsiTheme="majorHAnsi" w:cstheme="majorBidi"/>
+      <w:b/>
+      <w:bCs/>
+      <w:color w:val="365F91" w:themeColor="accent1" w:themeShade="BF"/>
+      <w:sz w:val="28"/>
       <w:szCs w:val="28"/>
-      <w:u w:val="none"/>
     </w:rPr>
   </w:style>
   <w:style w:type="paragraph" w:styleId="Heading2">
@@ -1046,16 +1383,16 @@
     <w:pPr>
       <w:keepNext/>
       <w:keepLines/>
-      <w:spacing w:before="240" w:after="0" w:line="480" w:lineRule="auto"/>
+      <w:spacing w:before="200" w:after="0"/>
       <w:outlineLvl w:val="1"/>
     </w:pPr>
     <w:rPr>
-      <w:rFonts w:asciiTheme="majorHAnsi" w:eastAsiaTheme="majorEastAsia" w:hAnsiTheme="majorHAnsi" w:cstheme="majorBidi" w:ascii="Times New Roman" w:hAnsi="Times New Roman"/>
-      <w:i/>
-      <w:color w:val="000000"/>
-      <w:sz w:val="24"/>
+      <w:rFonts w:asciiTheme="majorHAnsi" w:eastAsiaTheme="majorEastAsia" w:hAnsiTheme="majorHAnsi" w:cstheme="majorBidi"/>
+      <w:b/>
+      <w:bCs/>
+      <w:color w:val="4F81BD" w:themeColor="accent1"/>
+      <w:sz w:val="26"/>
       <w:szCs w:val="26"/>
-      <w:u w:val="none"/>
     </w:rPr>
   </w:style>
   <w:style w:type="paragraph" w:styleId="Heading3">
@@ -1070,15 +1407,14 @@
     <w:pPr>
       <w:keepNext/>
       <w:keepLines/>
-      <w:spacing w:before="240" w:after="0" w:line="480" w:lineRule="auto"/>
+      <w:spacing w:before="200" w:after="0"/>
       <w:outlineLvl w:val="2"/>
     </w:pPr>
     <w:rPr>
-      <w:rFonts w:asciiTheme="majorHAnsi" w:eastAsiaTheme="majorEastAsia" w:hAnsiTheme="majorHAnsi" w:cstheme="majorBidi" w:ascii="Times New Roman" w:hAnsi="Times New Roman"/>
-      <w:i/>
-      <w:color w:val="000000"/>
-      <w:sz w:val="24"/>
-      <w:u w:val="none"/>
+      <w:rFonts w:asciiTheme="majorHAnsi" w:eastAsiaTheme="majorEastAsia" w:hAnsiTheme="majorHAnsi" w:cstheme="majorBidi"/>
+      <w:b/>
+      <w:bCs/>
+      <w:color w:val="4F81BD" w:themeColor="accent1"/>
     </w:rPr>
   </w:style>
   <w:style w:type="paragraph" w:styleId="Heading4">
